--- a/docs/legal/contracts/Birdseye-MSA-SOW-trade_out.docx
+++ b/docs/legal/contracts/Birdseye-MSA-SOW-trade_out.docx
@@ -1062,7 +1062,7 @@
       </w:r>
       <w:proofErr w:type="gramEnd"/>
       <w:r>
-        <w:t xml:space="preserve"> shall be automatically charged Birdseye's then-current annual subscription fee on each annual renewal date.</w:t>
+        <w:t xml:space="preserve"> shall be automatically charged the Year 2 and later annual subscription fee specified in Schedule A on each annual renewal date.</w:t>
       </w:r>
     </w:p>
     <w:p>
@@ -1082,12 +1082,12 @@
       </w:r>
       <w:proofErr w:type="gramEnd"/>
       <w:r>
-        <w:t xml:space="preserve"> shall be automatically charged Birdseye's then-current monthly subscription fee on each monthly renewal date.</w:t>
-      </w:r>
-    </w:p>
-    <w:p>
-      <w:r>
-        <w:t>Renewal fees shall be Birdseye's then-current standard rates for the applicable billing interval, unless otherwise agreed in writing. Birdseye shall provide written notice of any rate change at least thirty (30) days prior to the effective date of the new rate for a Renewal Term.</w:t>
+        <w:t xml:space="preserve"> shall be automatically charged the Year 2 and later monthly subscription fee specified in Schedule A on each monthly renewal date.</w:t>
+      </w:r>
+    </w:p>
+    <w:p>
+      <w:r>
+        <w:t>Renewal fees shall be the Year 2 and later rates specified in Schedule A, unless otherwise agreed in writing. Birdseye shall provide written notice of any rate change at least thirty (30) days prior to the effective date of the new rate for a Renewal Term.</w:t>
       </w:r>
     </w:p>
     <w:p>
@@ -2069,7 +2069,7 @@
     </w:p>
     <w:p>
       <w:r>
-        <w:t>After Initial Term: Subscription automatically renews and charges per MSA Article 7.5 at the billing interval selected above (Annual or Monthly), unless Client cancels at least 30 days before the next renewal date.</w:t>
+        <w:t>Year 2 and later (renewal) subscription: {{RenewalTotal}}. After Initial Term: Subscription automatically renews at the Year 2 and later rate specified above, per MSA Article 7.5, unless Client cancels at least 30 days before the next renewal date.</w:t>
       </w:r>
     </w:p>
     <w:p/>
